--- a/output/Historical_Rainfall_Singapore_Report.docx
+++ b/output/Historical_Rainfall_Singapore_Report.docx
@@ -4,19 +4,48 @@
   <w:body>
     <w:p>
       <w:pPr>
-        <w:spacing w:before="360" w:after="180"/>
+        <w:spacing w:before="360" w:after="520"/>
+        <w:jc w:val="left"/>
+      </w:pPr>
+      <w:r>
+        <w:rPr>
+          <w:rFonts w:ascii="Times New Roman" w:hAnsi="Times New Roman" w:eastAsia="Times New Roman" w:cs="Times New Roman"/>
+          <w:b w:val="0"/>
+          <w:i w:val="0"/>
+          <w:color w:val="626A73"/>
+          <w:sz w:val="21"/>
+        </w:rPr>
+        <w:t>DSA5208 Project · Singapore Rainfall Study</w:t>
+      </w:r>
+    </w:p>
+    <w:p>
+      <w:pPr>
+        <w:spacing w:after="280"/>
         <w:jc w:val="center"/>
+        <w:pBdr>
+          <w:bottom w:val="single" w:sz="8" w:space="7" w:color="003D7C"/>
+        </w:pBdr>
       </w:pPr>
       <w:r>
         <w:rPr>
           <w:rFonts w:ascii="Times New Roman" w:hAnsi="Times New Roman" w:eastAsia="Times New Roman" w:cs="Times New Roman"/>
           <w:b/>
-          <w:color w:val="EF7C00"/>
-          <w:sz w:val="28"/>
+          <w:i w:val="0"/>
+          <w:color w:val="003D7C"/>
+          <w:sz w:val="58"/>
         </w:rPr>
+        <w:t>Singapore Rainfall Analysis and Prediction</w:t>
+      </w:r>
+    </w:p>
+    <w:p>
+      <w:pPr>
+        <w:spacing w:after="240"/>
+        <w:jc w:val="center"/>
+      </w:pPr>
+      <w:r>
         <w:drawing>
           <wp:inline xmlns:a="http://schemas.openxmlformats.org/drawingml/2006/main" xmlns:pic="http://schemas.openxmlformats.org/drawingml/2006/picture">
-            <wp:extent cx="1874519" cy="1162471"/>
+            <wp:extent cx="1234440" cy="1799029"/>
             <wp:docPr id="29" name="Picture 29" descr="National University of Singapore logo" title="NUS logo"/>
             <wp:cNvGraphicFramePr>
               <a:graphicFrameLocks noChangeAspect="1"/>
@@ -25,11 +54,11 @@
               <a:graphicData uri="http://schemas.openxmlformats.org/drawingml/2006/picture">
                 <pic:pic>
                   <pic:nvPicPr>
-                    <pic:cNvPr id="0" name="image.jpg"/>
+                    <pic:cNvPr id="0" name="image.png"/>
                     <pic:cNvPicPr/>
                   </pic:nvPicPr>
                   <pic:blipFill>
-                    <a:blip r:embed="rId29"/>
+                    <a:blip r:embed="rId47"/>
                     <a:stretch>
                       <a:fillRect/>
                     </a:stretch>
@@ -37,7 +66,7 @@
                   <pic:spPr>
                     <a:xfrm>
                       <a:off x="0" y="0"/>
-                      <a:ext cx="1874519" cy="1162471"/>
+                      <a:ext cx="1234440" cy="1799029"/>
                     </a:xfrm>
                     <a:prstGeom prst="rect"/>
                   </pic:spPr>
@@ -51,18 +80,16 @@
       <w:r>
         <w:rPr>
           <w:rFonts w:ascii="Times New Roman" w:hAnsi="Times New Roman" w:eastAsia="Times New Roman" w:cs="Times New Roman"/>
-          <w:b/>
-          <w:color w:val="EF7C00"/>
+          <w:i/>
+          <w:color w:val="171717"/>
           <w:sz w:val="28"/>
         </w:rPr>
-        <w:t>SCALABLE DISTRIBUTED COMPUTING FOR DATA SCIENCE</w:t>
-        <w:br/>
-        <w:t>DSA5208</w:t>
+        <w:t>Spark-based weather-pattern analysis and 30-minute rainfall probability prediction</w:t>
       </w:r>
     </w:p>
     <w:p>
       <w:pPr>
-        <w:spacing w:after="160"/>
+        <w:spacing w:after="200"/>
         <w:jc w:val="center"/>
       </w:pPr>
       <w:r>
@@ -70,64 +97,10 @@
           <w:rFonts w:ascii="Times New Roman" w:hAnsi="Times New Roman" w:eastAsia="Times New Roman" w:cs="Times New Roman"/>
           <w:b/>
           <w:i w:val="0"/>
-          <w:color w:val="003D7C"/>
-          <w:sz w:val="68"/>
+          <w:color w:val="171717"/>
+          <w:sz w:val="28"/>
         </w:rPr>
-        <w:t>SINGAPORE RAINFALL ANALYSIS</w:t>
-        <w:br/>
-      </w:r>
-      <w:r>
-        <w:rPr>
-          <w:rFonts w:ascii="Times New Roman" w:hAnsi="Times New Roman" w:eastAsia="Times New Roman" w:cs="Times New Roman"/>
-          <w:b/>
-          <w:i w:val="0"/>
-          <w:color w:val="003D7C"/>
-          <w:sz w:val="68"/>
-        </w:rPr>
-        <w:t>AND PREDICTION</w:t>
-      </w:r>
-    </w:p>
-    <w:p>
-      <w:pPr>
-        <w:spacing w:after="520"/>
-        <w:jc w:val="center"/>
-      </w:pPr>
-      <w:r>
-        <w:rPr>
-          <w:rFonts w:ascii="Times New Roman" w:hAnsi="Times New Roman" w:eastAsia="Times New Roman" w:cs="Times New Roman"/>
-          <w:b w:val="0"/>
-          <w:i w:val="0"/>
-          <w:color w:val="4A4A4A"/>
-          <w:sz w:val="32"/>
-        </w:rPr>
-        <w:t>Spark-based weather-pattern analysis and</w:t>
-        <w:br/>
-      </w:r>
-      <w:r>
-        <w:rPr>
-          <w:rFonts w:ascii="Times New Roman" w:hAnsi="Times New Roman" w:eastAsia="Times New Roman" w:cs="Times New Roman"/>
-          <w:b w:val="0"/>
-          <w:i w:val="0"/>
-          <w:color w:val="4A4A4A"/>
-          <w:sz w:val="32"/>
-        </w:rPr>
-        <w:t>30-minute rainfall probability prediction</w:t>
-      </w:r>
-    </w:p>
-    <w:p>
-      <w:pPr>
-        <w:spacing w:after="600"/>
-        <w:jc w:val="center"/>
-      </w:pPr>
-      <w:r>
-        <w:rPr>
-          <w:rFonts w:ascii="Times New Roman" w:hAnsi="Times New Roman" w:eastAsia="Times New Roman" w:cs="Times New Roman"/>
-          <w:b/>
-          <w:i w:val="0"/>
-          <w:color w:val="EF7C00"/>
-          <w:sz w:val="24"/>
-        </w:rPr>
-        <w:t>ANALYSIS PERIOD  |  2017–2024</w:t>
+        <w:t>Scalable Distributed Computing for Data Science DSA5208</w:t>
       </w:r>
     </w:p>
     <w:tbl>
@@ -152,7 +125,7 @@
         <w:tc>
           <w:tcPr>
             <w:tcW w:type="dxa" w:w="4680"/>
-            <w:shd w:fill="003D7C"/>
+            <w:shd w:fill="FFFFFF"/>
             <w:tcMar>
               <w:top w:w="80" w:type="dxa"/>
               <w:start w:w="120" w:type="dxa"/>
@@ -160,23 +133,34 @@
               <w:end w:w="120" w:type="dxa"/>
             </w:tcMar>
             <w:vAlign w:val="center"/>
+            <w:tcBorders>
+              <w:top w:val="nil"/>
+              <w:left w:val="nil"/>
+              <w:bottom w:val="nil"/>
+              <w:right w:val="nil"/>
+              <w:insideH w:val="nil"/>
+              <w:insideV w:val="nil"/>
+            </w:tcBorders>
           </w:tcPr>
           <w:p>
+            <w:pPr>
+              <w:jc w:val="center"/>
+            </w:pPr>
             <w:r>
               <w:rPr>
                 <w:rFonts w:ascii="Times New Roman" w:hAnsi="Times New Roman" w:eastAsia="Times New Roman" w:cs="Times New Roman"/>
                 <w:b/>
-                <w:color w:val="FFFFFF"/>
+                <w:color w:val="626A73"/>
                 <w:sz w:val="19"/>
               </w:rPr>
-              <w:t>Author</w:t>
+              <w:t>AUTHOR</w:t>
             </w:r>
           </w:p>
         </w:tc>
         <w:tc>
           <w:tcPr>
             <w:tcW w:type="dxa" w:w="4680"/>
-            <w:shd w:fill="003D7C"/>
+            <w:shd w:fill="FFFFFF"/>
             <w:tcMar>
               <w:top w:w="80" w:type="dxa"/>
               <w:start w:w="120" w:type="dxa"/>
@@ -184,16 +168,27 @@
               <w:end w:w="120" w:type="dxa"/>
             </w:tcMar>
             <w:vAlign w:val="center"/>
+            <w:tcBorders>
+              <w:top w:val="nil"/>
+              <w:left w:val="nil"/>
+              <w:bottom w:val="nil"/>
+              <w:right w:val="nil"/>
+              <w:insideH w:val="nil"/>
+              <w:insideV w:val="nil"/>
+            </w:tcBorders>
           </w:tcPr>
           <w:p>
+            <w:pPr>
+              <w:jc w:val="center"/>
+            </w:pPr>
             <w:r>
               <w:rPr>
                 <w:rFonts w:ascii="Times New Roman" w:hAnsi="Times New Roman" w:eastAsia="Times New Roman" w:cs="Times New Roman"/>
                 <w:b/>
-                <w:color w:val="FFFFFF"/>
+                <w:color w:val="626A73"/>
                 <w:sz w:val="19"/>
               </w:rPr>
-              <w:t>Student ID</w:t>
+              <w:t>STUDENT ID</w:t>
             </w:r>
           </w:p>
         </w:tc>
@@ -212,11 +207,25 @@
               <w:end w:w="120" w:type="dxa"/>
             </w:tcMar>
             <w:vAlign w:val="center"/>
+            <w:tcBorders>
+              <w:top w:val="nil"/>
+              <w:left w:val="nil"/>
+              <w:bottom w:val="nil"/>
+              <w:right w:val="nil"/>
+              <w:insideH w:val="nil"/>
+              <w:insideV w:val="nil"/>
+            </w:tcBorders>
           </w:tcPr>
           <w:p>
+            <w:pPr>
+              <w:jc w:val="center"/>
+            </w:pPr>
             <w:r>
               <w:rPr>
                 <w:rFonts w:ascii="Times New Roman" w:hAnsi="Times New Roman" w:eastAsia="Times New Roman" w:cs="Times New Roman"/>
+                <w:b w:val="0"/>
+                <w:color w:val="171717"/>
+                <w:sz w:val="22"/>
               </w:rPr>
               <w:t>Amrit Satpathy</w:t>
             </w:r>
@@ -232,11 +241,25 @@
               <w:end w:w="120" w:type="dxa"/>
             </w:tcMar>
             <w:vAlign w:val="center"/>
+            <w:tcBorders>
+              <w:top w:val="nil"/>
+              <w:left w:val="nil"/>
+              <w:bottom w:val="nil"/>
+              <w:right w:val="nil"/>
+              <w:insideH w:val="nil"/>
+              <w:insideV w:val="nil"/>
+            </w:tcBorders>
           </w:tcPr>
           <w:p>
+            <w:pPr>
+              <w:jc w:val="center"/>
+            </w:pPr>
             <w:r>
               <w:rPr>
                 <w:rFonts w:ascii="Times New Roman" w:hAnsi="Times New Roman" w:eastAsia="Times New Roman" w:cs="Times New Roman"/>
+                <w:b w:val="0"/>
+                <w:color w:val="171717"/>
+                <w:sz w:val="22"/>
               </w:rPr>
               <w:t>A0355181E</w:t>
             </w:r>
@@ -250,7 +273,7 @@
         <w:tc>
           <w:tcPr>
             <w:tcW w:type="dxa" w:w="4680"/>
-            <w:shd w:fill="F4F6F8"/>
+            <w:shd w:fill="FFFFFF"/>
             <w:tcMar>
               <w:top w:w="80" w:type="dxa"/>
               <w:start w:w="120" w:type="dxa"/>
@@ -258,11 +281,25 @@
               <w:end w:w="120" w:type="dxa"/>
             </w:tcMar>
             <w:vAlign w:val="center"/>
+            <w:tcBorders>
+              <w:top w:val="nil"/>
+              <w:left w:val="nil"/>
+              <w:bottom w:val="nil"/>
+              <w:right w:val="nil"/>
+              <w:insideH w:val="nil"/>
+              <w:insideV w:val="nil"/>
+            </w:tcBorders>
           </w:tcPr>
           <w:p>
+            <w:pPr>
+              <w:jc w:val="center"/>
+            </w:pPr>
             <w:r>
               <w:rPr>
                 <w:rFonts w:ascii="Times New Roman" w:hAnsi="Times New Roman" w:eastAsia="Times New Roman" w:cs="Times New Roman"/>
+                <w:b w:val="0"/>
+                <w:color w:val="171717"/>
+                <w:sz w:val="22"/>
               </w:rPr>
               <w:t>Ritik Srivastava</w:t>
             </w:r>
@@ -271,7 +308,7 @@
         <w:tc>
           <w:tcPr>
             <w:tcW w:type="dxa" w:w="4680"/>
-            <w:shd w:fill="F4F6F8"/>
+            <w:shd w:fill="FFFFFF"/>
             <w:tcMar>
               <w:top w:w="80" w:type="dxa"/>
               <w:start w:w="120" w:type="dxa"/>
@@ -279,11 +316,25 @@
               <w:end w:w="120" w:type="dxa"/>
             </w:tcMar>
             <w:vAlign w:val="center"/>
+            <w:tcBorders>
+              <w:top w:val="nil"/>
+              <w:left w:val="nil"/>
+              <w:bottom w:val="nil"/>
+              <w:right w:val="nil"/>
+              <w:insideH w:val="nil"/>
+              <w:insideV w:val="nil"/>
+            </w:tcBorders>
           </w:tcPr>
           <w:p>
+            <w:pPr>
+              <w:jc w:val="center"/>
+            </w:pPr>
             <w:r>
               <w:rPr>
                 <w:rFonts w:ascii="Times New Roman" w:hAnsi="Times New Roman" w:eastAsia="Times New Roman" w:cs="Times New Roman"/>
+                <w:b w:val="0"/>
+                <w:color w:val="171717"/>
+                <w:sz w:val="22"/>
               </w:rPr>
               <w:t>A0355860X</w:t>
             </w:r>
@@ -298,18 +349,18 @@
     </w:p>
     <w:p>
       <w:pPr>
-        <w:spacing w:before="360"/>
+        <w:spacing w:before="240" w:after="200"/>
         <w:jc w:val="center"/>
       </w:pPr>
       <w:r>
         <w:rPr>
           <w:rFonts w:ascii="Times New Roman" w:hAnsi="Times New Roman" w:eastAsia="Times New Roman" w:cs="Times New Roman"/>
           <w:b w:val="0"/>
-          <w:i w:val="0"/>
-          <w:color w:val="5B6770"/>
+          <w:i/>
+          <w:color w:val="626A73"/>
           <w:sz w:val="19"/>
         </w:rPr>
-        <w:t>Dataset: National Environment Agency, Historical Rainfall across Singapore, via data.gov.sg</w:t>
+        <w:t>Dataset: National Environment Agency, Historical Rainfall across Singapore · data.gov.sg</w:t>
       </w:r>
     </w:p>
     <w:p>
@@ -320,9 +371,9 @@
       <w:r>
         <w:rPr>
           <w:rFonts w:ascii="Times New Roman" w:hAnsi="Times New Roman" w:eastAsia="Times New Roman" w:cs="Times New Roman"/>
-          <w:b/>
+          <w:b w:val="0"/>
           <w:i w:val="0"/>
-          <w:color w:val="003D7C"/>
+          <w:color w:val="171717"/>
           <w:sz w:val="24"/>
         </w:rPr>
         <w:t>October 2026</w:t>
@@ -1387,6 +1438,7 @@
     </w:p>
     <w:p>
       <w:pPr>
+        <w:keepNext/>
         <w:spacing w:before="80" w:after="160"/>
         <w:jc w:val="center"/>
       </w:pPr>
@@ -1397,7 +1449,7 @@
         </w:rPr>
         <w:drawing>
           <wp:inline xmlns:a="http://schemas.openxmlformats.org/drawingml/2006/main" xmlns:pic="http://schemas.openxmlformats.org/drawingml/2006/picture">
-            <wp:extent cx="5715000" cy="2667000"/>
+            <wp:extent cx="5760720" cy="3776472"/>
             <wp:docPr id="14" name="Picture 14" descr="End-to-end rainfall research workflow"/>
             <wp:cNvGraphicFramePr>
               <a:graphicFrameLocks noChangeAspect="1"/>
@@ -1418,7 +1470,7 @@
                   <pic:spPr>
                     <a:xfrm>
                       <a:off x="0" y="0"/>
-                      <a:ext cx="5715000" cy="2667000"/>
+                      <a:ext cx="5760720" cy="3776472"/>
                     </a:xfrm>
                     <a:prstGeom prst="rect"/>
                   </pic:spPr>
@@ -12106,7 +12158,7 @@
         </w:rPr>
         <w:drawing>
           <wp:inline xmlns:a="http://schemas.openxmlformats.org/drawingml/2006/main" xmlns:pic="http://schemas.openxmlformats.org/drawingml/2006/picture">
-            <wp:extent cx="5715000" cy="2667000"/>
+            <wp:extent cx="5715000" cy="3172968"/>
             <wp:docPr id="15" name="Picture 15" descr="Figure A2. Distributed data-engineering path, including partitioning, shuffle boundaries and feature materialisation."/>
             <wp:cNvGraphicFramePr>
               <a:graphicFrameLocks noChangeAspect="1"/>
@@ -12127,7 +12179,7 @@
                   <pic:spPr>
                     <a:xfrm>
                       <a:off x="0" y="0"/>
-                      <a:ext cx="5715000" cy="2667000"/>
+                      <a:ext cx="5715000" cy="3172968"/>
                     </a:xfrm>
                     <a:prstGeom prst="rect"/>
                   </pic:spPr>
@@ -12167,7 +12219,7 @@
         </w:rPr>
         <w:drawing>
           <wp:inline xmlns:a="http://schemas.openxmlformats.org/drawingml/2006/main" xmlns:pic="http://schemas.openxmlformats.org/drawingml/2006/picture">
-            <wp:extent cx="5715000" cy="2667000"/>
+            <wp:extent cx="5715000" cy="3172968"/>
             <wp:docPr id="16" name="Picture 16" descr="Figure A3. Local Spark uses executor threads inside the driver JVM and shares one host resource pool."/>
             <wp:cNvGraphicFramePr>
               <a:graphicFrameLocks noChangeAspect="1"/>
@@ -12188,7 +12240,7 @@
                   <pic:spPr>
                     <a:xfrm>
                       <a:off x="0" y="0"/>
-                      <a:ext cx="5715000" cy="2667000"/>
+                      <a:ext cx="5715000" cy="3172968"/>
                     </a:xfrm>
                     <a:prstGeom prst="rect"/>
                   </pic:spPr>
@@ -12240,7 +12292,7 @@
         </w:rPr>
         <w:drawing>
           <wp:inline xmlns:a="http://schemas.openxmlformats.org/drawingml/2006/main" xmlns:pic="http://schemas.openxmlformats.org/drawingml/2006/picture">
-            <wp:extent cx="5715000" cy="2667000"/>
+            <wp:extent cx="5715000" cy="3172968"/>
             <wp:docPr id="17" name="Picture 17" descr="Figure A4. Spark Standalone separates the master, driver and executor JVMs while retaining a shared physical-host boundary."/>
             <wp:cNvGraphicFramePr>
               <a:graphicFrameLocks noChangeAspect="1"/>
@@ -12261,7 +12313,7 @@
                   <pic:spPr>
                     <a:xfrm>
                       <a:off x="0" y="0"/>
-                      <a:ext cx="5715000" cy="2667000"/>
+                      <a:ext cx="5715000" cy="3172968"/>
                     </a:xfrm>
                     <a:prstGeom prst="rect"/>
                   </pic:spPr>
@@ -12301,7 +12353,7 @@
         </w:rPr>
         <w:drawing>
           <wp:inline xmlns:a="http://schemas.openxmlformats.org/drawingml/2006/main" xmlns:pic="http://schemas.openxmlformats.org/drawingml/2006/picture">
-            <wp:extent cx="5715000" cy="2667000"/>
+            <wp:extent cx="5715000" cy="3172968"/>
             <wp:docPr id="18" name="Picture 18" descr="Figure A5. Docker Spark isolates the master and workers as containers connected by a bridge network and shared bind mount."/>
             <wp:cNvGraphicFramePr>
               <a:graphicFrameLocks noChangeAspect="1"/>
@@ -12322,7 +12374,7 @@
                   <pic:spPr>
                     <a:xfrm>
                       <a:off x="0" y="0"/>
-                      <a:ext cx="5715000" cy="2667000"/>
+                      <a:ext cx="5715000" cy="3172968"/>
                     </a:xfrm>
                     <a:prstGeom prst="rect"/>
                   </pic:spPr>
@@ -12374,7 +12426,7 @@
         </w:rPr>
         <w:drawing>
           <wp:inline xmlns:a="http://schemas.openxmlformats.org/drawingml/2006/main" xmlns:pic="http://schemas.openxmlformats.org/drawingml/2006/picture">
-            <wp:extent cx="5715000" cy="2667000"/>
+            <wp:extent cx="5715000" cy="3172968"/>
             <wp:docPr id="19" name="Picture 19" descr="Figure A6. Common MLlib transformation, fitting and evaluation path used by the six Spark classifiers."/>
             <wp:cNvGraphicFramePr>
               <a:graphicFrameLocks noChangeAspect="1"/>
@@ -12395,7 +12447,7 @@
                   <pic:spPr>
                     <a:xfrm>
                       <a:off x="0" y="0"/>
-                      <a:ext cx="5715000" cy="2667000"/>
+                      <a:ext cx="5715000" cy="3172968"/>
                     </a:xfrm>
                     <a:prstGeom prst="rect"/>
                   </pic:spPr>
@@ -12435,7 +12487,7 @@
         </w:rPr>
         <w:drawing>
           <wp:inline xmlns:a="http://schemas.openxmlformats.org/drawingml/2006/main" xmlns:pic="http://schemas.openxmlformats.org/drawingml/2006/picture">
-            <wp:extent cx="5715000" cy="2667000"/>
+            <wp:extent cx="5715000" cy="3172968"/>
             <wp:docPr id="20" name="Picture 20" descr="Figure A7. Proposed matched-resource protocol for comparing local, Standalone and Docker execution."/>
             <wp:cNvGraphicFramePr>
               <a:graphicFrameLocks noChangeAspect="1"/>
@@ -12456,7 +12508,7 @@
                   <pic:spPr>
                     <a:xfrm>
                       <a:off x="0" y="0"/>
-                      <a:ext cx="5715000" cy="2667000"/>
+                      <a:ext cx="5715000" cy="3172968"/>
                     </a:xfrm>
                     <a:prstGeom prst="rect"/>
                   </pic:spPr>
@@ -12534,7 +12586,7 @@
         </w:rPr>
         <w:drawing>
           <wp:inline xmlns:a="http://schemas.openxmlformats.org/drawingml/2006/main" xmlns:pic="http://schemas.openxmlformats.org/drawingml/2006/picture">
-            <wp:extent cx="5486400" cy="2560320"/>
+            <wp:extent cx="5715000" cy="3172968"/>
             <wp:docPr id="21" name="Picture 21" descr="Figure M1. Gradient-Boosted Trees: sequential residual fitting and additive probability score."/>
             <wp:cNvGraphicFramePr>
               <a:graphicFrameLocks noChangeAspect="1"/>
@@ -12555,7 +12607,7 @@
                   <pic:spPr>
                     <a:xfrm>
                       <a:off x="0" y="0"/>
-                      <a:ext cx="5486400" cy="2560320"/>
+                      <a:ext cx="5715000" cy="3172968"/>
                     </a:xfrm>
                     <a:prstGeom prst="rect"/>
                   </pic:spPr>
@@ -12595,7 +12647,7 @@
         </w:rPr>
         <w:drawing>
           <wp:inline xmlns:a="http://schemas.openxmlformats.org/drawingml/2006/main" xmlns:pic="http://schemas.openxmlformats.org/drawingml/2006/picture">
-            <wp:extent cx="5486400" cy="2560320"/>
+            <wp:extent cx="5715000" cy="3172968"/>
             <wp:docPr id="22" name="Picture 22" descr="Figure M2. Random Forest: independent bagged trees followed by vote or probability averaging."/>
             <wp:cNvGraphicFramePr>
               <a:graphicFrameLocks noChangeAspect="1"/>
@@ -12616,7 +12668,7 @@
                   <pic:spPr>
                     <a:xfrm>
                       <a:off x="0" y="0"/>
-                      <a:ext cx="5486400" cy="2560320"/>
+                      <a:ext cx="5715000" cy="3172968"/>
                     </a:xfrm>
                     <a:prstGeom prst="rect"/>
                   </pic:spPr>
@@ -12668,7 +12720,7 @@
         </w:rPr>
         <w:drawing>
           <wp:inline xmlns:a="http://schemas.openxmlformats.org/drawingml/2006/main" xmlns:pic="http://schemas.openxmlformats.org/drawingml/2006/picture">
-            <wp:extent cx="5486400" cy="2560320"/>
+            <wp:extent cx="5715000" cy="3172968"/>
             <wp:docPr id="23" name="Picture 23" descr="Figure M3. Logistic regression: scaled linear score with L2 regularisation and sigmoid probability."/>
             <wp:cNvGraphicFramePr>
               <a:graphicFrameLocks noChangeAspect="1"/>
@@ -12689,7 +12741,7 @@
                   <pic:spPr>
                     <a:xfrm>
                       <a:off x="0" y="0"/>
-                      <a:ext cx="5486400" cy="2560320"/>
+                      <a:ext cx="5715000" cy="3172968"/>
                     </a:xfrm>
                     <a:prstGeom prst="rect"/>
                   </pic:spPr>
@@ -12729,7 +12781,7 @@
         </w:rPr>
         <w:drawing>
           <wp:inline xmlns:a="http://schemas.openxmlformats.org/drawingml/2006/main" xmlns:pic="http://schemas.openxmlformats.org/drawingml/2006/picture">
-            <wp:extent cx="5486400" cy="2560320"/>
+            <wp:extent cx="5715000" cy="3172968"/>
             <wp:docPr id="24" name="Picture 24" descr="Figure M4. Linear SVC: scaled maximum-margin classifier that yields a ranking margin rather than a native probability."/>
             <wp:cNvGraphicFramePr>
               <a:graphicFrameLocks noChangeAspect="1"/>
@@ -12750,7 +12802,7 @@
                   <pic:spPr>
                     <a:xfrm>
                       <a:off x="0" y="0"/>
-                      <a:ext cx="5486400" cy="2560320"/>
+                      <a:ext cx="5715000" cy="3172968"/>
                     </a:xfrm>
                     <a:prstGeom prst="rect"/>
                   </pic:spPr>
@@ -12802,7 +12854,7 @@
         </w:rPr>
         <w:drawing>
           <wp:inline xmlns:a="http://schemas.openxmlformats.org/drawingml/2006/main" xmlns:pic="http://schemas.openxmlformats.org/drawingml/2006/picture">
-            <wp:extent cx="5486400" cy="2560320"/>
+            <wp:extent cx="5715000" cy="3172968"/>
             <wp:docPr id="25" name="Picture 25" descr="Figure M5. Spark MLlib multilayer perceptron with 32- and 16-unit hidden layers."/>
             <wp:cNvGraphicFramePr>
               <a:graphicFrameLocks noChangeAspect="1"/>
@@ -12823,7 +12875,7 @@
                   <pic:spPr>
                     <a:xfrm>
                       <a:off x="0" y="0"/>
-                      <a:ext cx="5486400" cy="2560320"/>
+                      <a:ext cx="5715000" cy="3172968"/>
                     </a:xfrm>
                     <a:prstGeom prst="rect"/>
                   </pic:spPr>
@@ -12863,7 +12915,7 @@
         </w:rPr>
         <w:drawing>
           <wp:inline xmlns:a="http://schemas.openxmlformats.org/drawingml/2006/main" xmlns:pic="http://schemas.openxmlformats.org/drawingml/2006/picture">
-            <wp:extent cx="5486400" cy="2560320"/>
+            <wp:extent cx="5715000" cy="3172968"/>
             <wp:docPr id="26" name="Picture 26" descr="Figure M6. Factorization Machines combine linear effects with learned rank-8 pairwise interactions."/>
             <wp:cNvGraphicFramePr>
               <a:graphicFrameLocks noChangeAspect="1"/>
@@ -12884,7 +12936,7 @@
                   <pic:spPr>
                     <a:xfrm>
                       <a:off x="0" y="0"/>
-                      <a:ext cx="5486400" cy="2560320"/>
+                      <a:ext cx="5715000" cy="3172968"/>
                     </a:xfrm>
                     <a:prstGeom prst="rect"/>
                   </pic:spPr>
@@ -12936,7 +12988,7 @@
         </w:rPr>
         <w:drawing>
           <wp:inline xmlns:a="http://schemas.openxmlformats.org/drawingml/2006/main" xmlns:pic="http://schemas.openxmlformats.org/drawingml/2006/picture">
-            <wp:extent cx="5212080" cy="2432304"/>
+            <wp:extent cx="5715000" cy="3172968"/>
             <wp:docPr id="27" name="Picture 27" descr="Figure M7. LSTM sequence model with static-context fusion and a dense PyTorch classification head."/>
             <wp:cNvGraphicFramePr>
               <a:graphicFrameLocks noChangeAspect="1"/>
@@ -12957,7 +13009,7 @@
                   <pic:spPr>
                     <a:xfrm>
                       <a:off x="0" y="0"/>
-                      <a:ext cx="5212080" cy="2432304"/>
+                      <a:ext cx="5715000" cy="3172968"/>
                     </a:xfrm>
                     <a:prstGeom prst="rect"/>
                   </pic:spPr>
@@ -12997,7 +13049,7 @@
         </w:rPr>
         <w:drawing>
           <wp:inline xmlns:a="http://schemas.openxmlformats.org/drawingml/2006/main" xmlns:pic="http://schemas.openxmlformats.org/drawingml/2006/picture">
-            <wp:extent cx="5212080" cy="2432304"/>
+            <wp:extent cx="5715000" cy="3172968"/>
             <wp:docPr id="28" name="Picture 28" descr="Figure M8. Temporal CNN with standard and dilated convolutions, global pooling and static-context fusion."/>
             <wp:cNvGraphicFramePr>
               <a:graphicFrameLocks noChangeAspect="1"/>
@@ -13018,7 +13070,7 @@
                   <pic:spPr>
                     <a:xfrm>
                       <a:off x="0" y="0"/>
-                      <a:ext cx="5212080" cy="2432304"/>
+                      <a:ext cx="5715000" cy="3172968"/>
                     </a:xfrm>
                     <a:prstGeom prst="rect"/>
                   </pic:spPr>
@@ -13050,7 +13102,7 @@
       <w:footerReference w:type="default" r:id="rId10"/>
       <w:headerReference w:type="first" r:id="rId45"/>
       <w:footerReference w:type="first" r:id="rId46"/>
-      <w:pgSz w:w="12240" w:h="15840"/>
+      <w:pgSz w:w="11906" w:h="16838"/>
       <w:pgMar w:top="1037" w:right="1440" w:bottom="1325" w:left="1440" w:header="547" w:footer="547" w:gutter="0"/>
       <w:cols w:space="720"/>
       <w:titlePg/>

--- a/output/Historical_Rainfall_Singapore_Report.docx
+++ b/output/Historical_Rainfall_Singapore_Report.docx
@@ -394,6 +394,372 @@
     <w:p>
       <w:pPr>
         <w:pStyle w:val="Heading1"/>
+        <w:spacing w:after="200"/>
+      </w:pPr>
+      <w:r>
+        <w:t>Contents</w:t>
+      </w:r>
+    </w:p>
+    <w:p>
+      <w:pPr>
+        <w:tabs>
+          <w:tab w:pos="8800" w:val="right" w:leader="dot"/>
+        </w:tabs>
+        <w:spacing w:before="0" w:after="80"/>
+        <w:ind w:left="0"/>
+      </w:pPr>
+      <w:hyperlink w:anchor="toc_abstract" w:history="1">
+        <w:r>
+          <w:rPr>
+            <w:rFonts w:ascii="Times New Roman" w:hAnsi="Times New Roman"/>
+            <w:color w:val="000000"/>
+          </w:rPr>
+          <w:t>Abstract</w:t>
+        </w:r>
+      </w:hyperlink>
+      <w:r>
+        <w:rPr>
+          <w:rFonts w:ascii="Times New Roman" w:hAnsi="Times New Roman"/>
+          <w:sz w:val="21"/>
+        </w:rPr>
+        <w:tab/>
+        <w:t>3</w:t>
+      </w:r>
+    </w:p>
+    <w:p>
+      <w:pPr>
+        <w:tabs>
+          <w:tab w:pos="8800" w:val="right" w:leader="dot"/>
+        </w:tabs>
+        <w:spacing w:before="0" w:after="80"/>
+        <w:ind w:left="0"/>
+      </w:pPr>
+      <w:hyperlink w:anchor="toc_s1" w:history="1">
+        <w:r>
+          <w:rPr>
+            <w:rFonts w:ascii="Times New Roman" w:hAnsi="Times New Roman"/>
+            <w:color w:val="000000"/>
+          </w:rPr>
+          <w:t>1. Introduction and objectives</w:t>
+        </w:r>
+      </w:hyperlink>
+      <w:r>
+        <w:rPr>
+          <w:rFonts w:ascii="Times New Roman" w:hAnsi="Times New Roman"/>
+          <w:sz w:val="21"/>
+        </w:rPr>
+        <w:tab/>
+        <w:t>4</w:t>
+      </w:r>
+    </w:p>
+    <w:p>
+      <w:pPr>
+        <w:tabs>
+          <w:tab w:pos="8800" w:val="right" w:leader="dot"/>
+        </w:tabs>
+        <w:spacing w:before="0" w:after="80"/>
+        <w:ind w:left="0"/>
+      </w:pPr>
+      <w:hyperlink w:anchor="toc_s2" w:history="1">
+        <w:r>
+          <w:rPr>
+            <w:rFonts w:ascii="Times New Roman" w:hAnsi="Times New Roman"/>
+            <w:color w:val="000000"/>
+          </w:rPr>
+          <w:t>2. Dataset and data preparation</w:t>
+        </w:r>
+      </w:hyperlink>
+      <w:r>
+        <w:rPr>
+          <w:rFonts w:ascii="Times New Roman" w:hAnsi="Times New Roman"/>
+          <w:sz w:val="21"/>
+        </w:rPr>
+        <w:tab/>
+        <w:t>4</w:t>
+      </w:r>
+    </w:p>
+    <w:p>
+      <w:pPr>
+        <w:tabs>
+          <w:tab w:pos="8800" w:val="right" w:leader="dot"/>
+        </w:tabs>
+        <w:spacing w:before="0" w:after="80"/>
+        <w:ind w:left="0"/>
+      </w:pPr>
+      <w:hyperlink w:anchor="toc_s3" w:history="1">
+        <w:r>
+          <w:rPr>
+            <w:rFonts w:ascii="Times New Roman" w:hAnsi="Times New Roman"/>
+            <w:color w:val="000000"/>
+          </w:rPr>
+          <w:t>3. Computing architecture</w:t>
+        </w:r>
+      </w:hyperlink>
+      <w:r>
+        <w:rPr>
+          <w:rFonts w:ascii="Times New Roman" w:hAnsi="Times New Roman"/>
+          <w:sz w:val="21"/>
+        </w:rPr>
+        <w:tab/>
+        <w:t>5</w:t>
+      </w:r>
+    </w:p>
+    <w:p>
+      <w:pPr>
+        <w:tabs>
+          <w:tab w:pos="8800" w:val="right" w:leader="dot"/>
+        </w:tabs>
+        <w:spacing w:before="0" w:after="80"/>
+        <w:ind w:left="0"/>
+      </w:pPr>
+      <w:hyperlink w:anchor="toc_s4" w:history="1">
+        <w:r>
+          <w:rPr>
+            <w:rFonts w:ascii="Times New Roman" w:hAnsi="Times New Roman"/>
+            <w:color w:val="000000"/>
+          </w:rPr>
+          <w:t>4. Task 1 — rainfall patterns</w:t>
+        </w:r>
+      </w:hyperlink>
+      <w:r>
+        <w:rPr>
+          <w:rFonts w:ascii="Times New Roman" w:hAnsi="Times New Roman"/>
+          <w:sz w:val="21"/>
+        </w:rPr>
+        <w:tab/>
+        <w:t>6</w:t>
+      </w:r>
+    </w:p>
+    <w:p>
+      <w:pPr>
+        <w:tabs>
+          <w:tab w:pos="8800" w:val="right" w:leader="dot"/>
+        </w:tabs>
+        <w:spacing w:before="0" w:after="80"/>
+        <w:ind w:left="0"/>
+      </w:pPr>
+      <w:hyperlink w:anchor="toc_s5" w:history="1">
+        <w:r>
+          <w:rPr>
+            <w:rFonts w:ascii="Times New Roman" w:hAnsi="Times New Roman"/>
+            <w:color w:val="000000"/>
+          </w:rPr>
+          <w:t>5. Task 2 — rainfall-probability prediction</w:t>
+        </w:r>
+      </w:hyperlink>
+      <w:r>
+        <w:rPr>
+          <w:rFonts w:ascii="Times New Roman" w:hAnsi="Times New Roman"/>
+          <w:sz w:val="21"/>
+        </w:rPr>
+        <w:tab/>
+        <w:t>9</w:t>
+      </w:r>
+    </w:p>
+    <w:p>
+      <w:pPr>
+        <w:tabs>
+          <w:tab w:pos="8800" w:val="right" w:leader="dot"/>
+        </w:tabs>
+        <w:spacing w:before="0" w:after="80"/>
+        <w:ind w:left="0"/>
+      </w:pPr>
+      <w:hyperlink w:anchor="toc_s6" w:history="1">
+        <w:r>
+          <w:rPr>
+            <w:rFonts w:ascii="Times New Roman" w:hAnsi="Times New Roman"/>
+            <w:color w:val="000000"/>
+          </w:rPr>
+          <w:t>6. Model and compute experiments</w:t>
+        </w:r>
+      </w:hyperlink>
+      <w:r>
+        <w:rPr>
+          <w:rFonts w:ascii="Times New Roman" w:hAnsi="Times New Roman"/>
+          <w:sz w:val="21"/>
+        </w:rPr>
+        <w:tab/>
+        <w:t>11</w:t>
+      </w:r>
+    </w:p>
+    <w:p>
+      <w:pPr>
+        <w:tabs>
+          <w:tab w:pos="8800" w:val="right" w:leader="dot"/>
+        </w:tabs>
+        <w:spacing w:before="0" w:after="80"/>
+        <w:ind w:left="0"/>
+      </w:pPr>
+      <w:hyperlink w:anchor="toc_s7" w:history="1">
+        <w:r>
+          <w:rPr>
+            <w:rFonts w:ascii="Times New Roman" w:hAnsi="Times New Roman"/>
+            <w:color w:val="000000"/>
+          </w:rPr>
+          <w:t>7. Threats to validity and proposed extensions</w:t>
+        </w:r>
+      </w:hyperlink>
+      <w:r>
+        <w:rPr>
+          <w:rFonts w:ascii="Times New Roman" w:hAnsi="Times New Roman"/>
+          <w:sz w:val="21"/>
+        </w:rPr>
+        <w:tab/>
+        <w:t>14</w:t>
+      </w:r>
+    </w:p>
+    <w:p>
+      <w:pPr>
+        <w:tabs>
+          <w:tab w:pos="8800" w:val="right" w:leader="dot"/>
+        </w:tabs>
+        <w:spacing w:before="0" w:after="80"/>
+        <w:ind w:left="0"/>
+      </w:pPr>
+      <w:hyperlink w:anchor="toc_s8" w:history="1">
+        <w:r>
+          <w:rPr>
+            <w:rFonts w:ascii="Times New Roman" w:hAnsi="Times New Roman"/>
+            <w:color w:val="000000"/>
+          </w:rPr>
+          <w:t>8. Limitations and conclusion</w:t>
+        </w:r>
+      </w:hyperlink>
+      <w:r>
+        <w:rPr>
+          <w:rFonts w:ascii="Times New Roman" w:hAnsi="Times New Roman"/>
+          <w:sz w:val="21"/>
+        </w:rPr>
+        <w:tab/>
+        <w:t>14</w:t>
+      </w:r>
+    </w:p>
+    <w:p>
+      <w:pPr>
+        <w:tabs>
+          <w:tab w:pos="8800" w:val="right" w:leader="dot"/>
+        </w:tabs>
+        <w:spacing w:before="0" w:after="80"/>
+        <w:ind w:left="0"/>
+      </w:pPr>
+      <w:hyperlink w:anchor="toc_s9" w:history="1">
+        <w:r>
+          <w:rPr>
+            <w:rFonts w:ascii="Times New Roman" w:hAnsi="Times New Roman"/>
+            <w:color w:val="000000"/>
+          </w:rPr>
+          <w:t>9. AI usage declaration</w:t>
+        </w:r>
+      </w:hyperlink>
+      <w:r>
+        <w:rPr>
+          <w:rFonts w:ascii="Times New Roman" w:hAnsi="Times New Roman"/>
+          <w:sz w:val="21"/>
+        </w:rPr>
+        <w:tab/>
+        <w:t>15</w:t>
+      </w:r>
+    </w:p>
+    <w:p>
+      <w:pPr>
+        <w:tabs>
+          <w:tab w:pos="8800" w:val="right" w:leader="dot"/>
+        </w:tabs>
+        <w:spacing w:before="0" w:after="80"/>
+        <w:ind w:left="0"/>
+      </w:pPr>
+      <w:hyperlink w:anchor="toc_refs" w:history="1">
+        <w:r>
+          <w:rPr>
+            <w:rFonts w:ascii="Times New Roman" w:hAnsi="Times New Roman"/>
+            <w:color w:val="000000"/>
+          </w:rPr>
+          <w:t>References</w:t>
+        </w:r>
+      </w:hyperlink>
+      <w:r>
+        <w:rPr>
+          <w:rFonts w:ascii="Times New Roman" w:hAnsi="Times New Roman"/>
+          <w:sz w:val="21"/>
+        </w:rPr>
+        <w:tab/>
+        <w:t>15</w:t>
+      </w:r>
+    </w:p>
+    <w:p>
+      <w:pPr>
+        <w:tabs>
+          <w:tab w:pos="8800" w:val="right" w:leader="dot"/>
+        </w:tabs>
+        <w:spacing w:before="0" w:after="80"/>
+        <w:ind w:left="0"/>
+      </w:pPr>
+      <w:hyperlink w:anchor="toc_app_a" w:history="1">
+        <w:r>
+          <w:rPr>
+            <w:rFonts w:ascii="Times New Roman" w:hAnsi="Times New Roman"/>
+            <w:color w:val="000000"/>
+          </w:rPr>
+          <w:t>Appendix A. Distributed systems architecture</w:t>
+        </w:r>
+      </w:hyperlink>
+      <w:r>
+        <w:rPr>
+          <w:rFonts w:ascii="Times New Roman" w:hAnsi="Times New Roman"/>
+          <w:sz w:val="21"/>
+        </w:rPr>
+        <w:tab/>
+        <w:t>16</w:t>
+      </w:r>
+    </w:p>
+    <w:p>
+      <w:pPr>
+        <w:tabs>
+          <w:tab w:pos="8800" w:val="right" w:leader="dot"/>
+        </w:tabs>
+        <w:spacing w:before="0" w:after="80"/>
+        <w:ind w:left="0"/>
+      </w:pPr>
+      <w:hyperlink w:anchor="toc_app_b" w:history="1">
+        <w:r>
+          <w:rPr>
+            <w:rFonts w:ascii="Times New Roman" w:hAnsi="Times New Roman"/>
+            <w:color w:val="000000"/>
+          </w:rPr>
+          <w:t>Appendix B. Model architecture atlas</w:t>
+        </w:r>
+      </w:hyperlink>
+      <w:r>
+        <w:rPr>
+          <w:rFonts w:ascii="Times New Roman" w:hAnsi="Times New Roman"/>
+          <w:sz w:val="21"/>
+        </w:rPr>
+        <w:tab/>
+        <w:t>19</w:t>
+      </w:r>
+    </w:p>
+    <w:p>
+      <w:pPr>
+        <w:spacing w:before="200"/>
+      </w:pPr>
+      <w:r>
+        <w:rPr>
+          <w:rFonts w:ascii="Times New Roman" w:hAnsi="Times New Roman"/>
+          <w:i/>
+          <w:sz w:val="19"/>
+        </w:rPr>
+        <w:t>Page references correspond to the final A4 submission layout.</w:t>
+      </w:r>
+    </w:p>
+    <w:p>
+      <w:r>
+        <w:br w:type="page"/>
+      </w:r>
+    </w:p>
+    <w:p>
+      <w:bookmarkStart w:id="100" w:name="toc_abstract"/>
+      <w:pPr>
+        <w:pStyle w:val="Heading1"/>
         <w:keepNext/>
       </w:pPr>
       <w:r>
@@ -403,6 +769,7 @@
         </w:rPr>
         <w:t>Abstract</w:t>
       </w:r>
+      <w:bookmarkEnd w:id="100"/>
     </w:p>
     <w:p>
       <w:pPr>
@@ -440,13 +807,10 @@
       </w:pPr>
       <w:r>
         <w:rPr>
-          <w:rFonts w:ascii="Times New Roman" w:hAnsi="Times New Roman" w:eastAsia="Times New Roman" w:cs="Times New Roman"/>
-          <w:b w:val="0"/>
-          <w:i w:val="0"/>
-          <w:color w:val="000000"/>
-          <w:sz w:val="22"/>
+          <w:rFonts w:ascii="Times New Roman" w:hAnsi="Times New Roman"/>
+          <w:sz w:val="21"/>
         </w:rPr>
-        <w:t>The submitted Spark MLlib Gradient-Boosted Trees pipeline is linked to a saved-model record with 7,997,496 threshold-expanded training rows and 31,872,380 2024 test rows. It reports ROC-AUC 0.924 and PR-AUC 0.584. The reported F1 of 0.984 is MLlib's weighted F1; positive-class precision, recall, F1 and probability calibration are still required before interpreting rare-event detection operationally.</w:t>
+        <w:t>The submitted Spark MLlib Gradient-Boosted Trees pipeline is linked to a saved-model record with 7,997,496 threshold-expanded training rows and 31,872,380 2024 test rows. It reports ROC-AUC 0.924 and PR-AUC 0.584. The reported F1 of 0.984 is MLlib's weighted F1; the retained evaluation artifacts do not establish positive-class precision, recall, F1 or probability calibration. Operational rare-event claims are therefore outside the supported scope.</w:t>
       </w:r>
     </w:p>
     <w:p>
@@ -503,13 +867,10 @@
       </w:pPr>
       <w:r>
         <w:rPr>
-          <w:rFonts w:ascii="Times New Roman" w:hAnsi="Times New Roman" w:eastAsia="Times New Roman" w:cs="Times New Roman"/>
-          <w:b w:val="0"/>
-          <w:i w:val="0"/>
-          <w:color w:val="000000"/>
+          <w:rFonts w:ascii="Times New Roman" w:hAnsi="Times New Roman"/>
           <w:sz w:val="21"/>
         </w:rPr>
-        <w:t>A Spark pipeline converts eight annual CSVs into reusable, year-partitioned Parquet and materialised temporal features.</w:t>
+        <w:t>RQ1 — How do interannual, seasonal, diurnal and spatial rainfall patterns vary across Singapore from 2017 to 2024?</w:t>
       </w:r>
     </w:p>
     <w:p>
@@ -520,13 +881,10 @@
       </w:pPr>
       <w:r>
         <w:rPr>
-          <w:rFonts w:ascii="Times New Roman" w:hAnsi="Times New Roman" w:eastAsia="Times New Roman" w:cs="Times New Roman"/>
-          <w:b w:val="0"/>
-          <w:i w:val="0"/>
-          <w:color w:val="000000"/>
+          <w:rFonts w:ascii="Times New Roman" w:hAnsi="Times New Roman"/>
           <w:sz w:val="21"/>
         </w:rPr>
-        <w:t>Task 1 combines annual, monthly, diurnal, spatial and heavy-rain views rather than relying on one aggregate.</w:t>
+        <w:t>RQ2 — How effectively can a Spark MLlib model rank the probability that 30-minute rainfall accumulation exceeds a user-selected threshold?</w:t>
       </w:r>
     </w:p>
     <w:p>
@@ -537,13 +895,10 @@
       </w:pPr>
       <w:r>
         <w:rPr>
-          <w:rFonts w:ascii="Times New Roman" w:hAnsi="Times New Roman" w:eastAsia="Times New Roman" w:cs="Times New Roman"/>
-          <w:b w:val="0"/>
-          <w:i w:val="0"/>
-          <w:color w:val="000000"/>
+          <w:rFonts w:ascii="Times New Roman" w:hAnsi="Times New Roman"/>
           <w:sz w:val="21"/>
         </w:rPr>
-        <w:t>Task 2 uses the rainfall threshold as a model feature and compares a non-linear MLlib model with simpler baselines.</w:t>
+        <w:t>RQ3 — How do local, Spark Standalone and Docker execution layouts behave on the same physical host under the reported resource settings?</w:t>
       </w:r>
     </w:p>
     <w:p>
@@ -554,16 +909,14 @@
       </w:pPr>
       <w:r>
         <w:rPr>
-          <w:rFonts w:ascii="Times New Roman" w:hAnsi="Times New Roman" w:eastAsia="Times New Roman" w:cs="Times New Roman"/>
-          <w:b w:val="0"/>
-          <w:i w:val="0"/>
-          <w:color w:val="000000"/>
+          <w:rFonts w:ascii="Times New Roman" w:hAnsi="Times New Roman"/>
           <w:sz w:val="21"/>
         </w:rPr>
-        <w:t>The deployment study distinguishes single-JVM execution from Standalone executors and Docker workers on the same host.</w:t>
+        <w:t>Contribution — The study combines reusable Spark data preparation, multi-view rainfall evidence, threshold-conditioned prediction and an explicitly bounded single-host systems comparison.</w:t>
       </w:r>
     </w:p>
     <w:p>
+      <w:bookmarkStart w:id="101" w:name="toc_s1"/>
       <w:pPr>
         <w:pStyle w:val="Heading1"/>
         <w:keepNext/>
@@ -577,6 +930,7 @@
         </w:rPr>
         <w:t>1. Introduction and objectives</w:t>
       </w:r>
+      <w:bookmarkEnd w:id="101"/>
     </w:p>
     <w:p>
       <w:pPr>
@@ -686,6 +1040,7 @@
       </w:r>
     </w:p>
     <w:p>
+      <w:bookmarkStart w:id="102" w:name="toc_s2"/>
       <w:pPr>
         <w:pStyle w:val="Heading1"/>
         <w:keepNext/>
@@ -696,6 +1051,32 @@
           <w:color w:val="000000"/>
         </w:rPr>
         <w:t>2. Dataset and data preparation</w:t>
+      </w:r>
+      <w:bookmarkEnd w:id="102"/>
+    </w:p>
+    <w:p>
+      <w:pPr>
+        <w:pStyle w:val="Caption"/>
+        <w:keepNext/>
+        <w:spacing w:before="100" w:after="60"/>
+        <w:jc w:val="center"/>
+      </w:pPr>
+      <w:r>
+        <w:rPr>
+          <w:rFonts w:ascii="Times New Roman" w:hAnsi="Times New Roman"/>
+          <w:b/>
+          <w:i w:val="0"/>
+          <w:sz w:val="19"/>
+        </w:rPr>
+        <w:t xml:space="preserve">Table 1. </w:t>
+      </w:r>
+      <w:r>
+        <w:rPr>
+          <w:rFonts w:ascii="Times New Roman" w:hAnsi="Times New Roman"/>
+          <w:i w:val="0"/>
+          <w:sz w:val="19"/>
+        </w:rPr>
+        <w:t>Dataset scope and retained data profile.</w:t>
       </w:r>
     </w:p>
     <w:tbl>
@@ -1382,26 +1763,14 @@
       </w:pPr>
       <w:r>
         <w:rPr>
-          <w:rFonts w:ascii="Times New Roman" w:hAnsi="Times New Roman" w:eastAsia="Times New Roman" w:cs="Times New Roman"/>
-          <w:b/>
-          <w:i w:val="0"/>
-          <w:color w:val="000000"/>
+          <w:rFonts w:ascii="Times New Roman" w:hAnsi="Times New Roman"/>
           <w:sz w:val="21"/>
         </w:rPr>
-        <w:t xml:space="preserve">Data-quality boundary. </w:t>
-      </w:r>
-      <w:r>
-        <w:rPr>
-          <w:rFonts w:ascii="Times New Roman" w:hAnsi="Times New Roman" w:eastAsia="Times New Roman" w:cs="Times New Roman"/>
-          <w:b w:val="0"/>
-          <w:i w:val="0"/>
-          <w:color w:val="000000"/>
-          <w:sz w:val="21"/>
-        </w:rPr>
-        <w:t>The 60 mm screening value is a project rule rather than a documented sensor limit. The final evidence should include counts removed by each rule, cadence gaps, a sensitivity check for this bound and an audit of the reported 786 mm station-day in 2022.</w:t>
+        <w:t>Data-quality boundary. The 60 mm screening value is a project rule rather than a documented sensor limit. The retained artifacts do not provide rule-level removal counts, cadence-gap totals, sensitivity to this bound or a trace audit of the reported 786 mm station-day in 2022. These omissions limit data-quality inference but do not alter the descriptive status of the reported summaries.</w:t>
       </w:r>
     </w:p>
     <w:p>
+      <w:bookmarkStart w:id="103" w:name="toc_s3"/>
       <w:pPr>
         <w:pStyle w:val="Heading1"/>
         <w:keepNext/>
@@ -1413,6 +1782,7 @@
         </w:rPr>
         <w:t>3. Computing architecture</w:t>
       </w:r>
+      <w:bookmarkEnd w:id="103"/>
     </w:p>
     <w:p>
       <w:pPr>
@@ -1508,6 +1878,31 @@
           <w:color w:val="000000"/>
         </w:rPr>
         <w:t>3.1 Environment and resource configurations</w:t>
+      </w:r>
+    </w:p>
+    <w:p>
+      <w:pPr>
+        <w:pStyle w:val="Caption"/>
+        <w:keepNext/>
+        <w:spacing w:before="100" w:after="60"/>
+        <w:jc w:val="center"/>
+      </w:pPr>
+      <w:r>
+        <w:rPr>
+          <w:rFonts w:ascii="Times New Roman" w:hAnsi="Times New Roman"/>
+          <w:b/>
+          <w:i w:val="0"/>
+          <w:sz w:val="19"/>
+        </w:rPr>
+        <w:t xml:space="preserve">Table 2. </w:t>
+      </w:r>
+      <w:r>
+        <w:rPr>
+          <w:rFonts w:ascii="Times New Roman" w:hAnsi="Times New Roman"/>
+          <w:i w:val="0"/>
+          <w:sz w:val="19"/>
+        </w:rPr>
+        <w:t>Spark configurations and requested resources; settings are not verified runtime allocations.</w:t>
       </w:r>
     </w:p>
     <w:tbl>
@@ -2496,6 +2891,7 @@
       </w:r>
     </w:p>
     <w:p>
+      <w:bookmarkStart w:id="104" w:name="toc_s4"/>
       <w:pPr>
         <w:pStyle w:val="Heading1"/>
         <w:keepNext/>
@@ -2507,6 +2903,7 @@
         </w:rPr>
         <w:t>4. Task 1 — rainfall patterns</w:t>
       </w:r>
+      <w:bookmarkEnd w:id="104"/>
     </w:p>
     <w:p>
       <w:pPr>
@@ -3152,6 +3549,7 @@
       </w:r>
     </w:p>
     <w:p>
+      <w:bookmarkStart w:id="105" w:name="toc_s5"/>
       <w:pPr>
         <w:pStyle w:val="Heading1"/>
         <w:keepNext/>
@@ -3163,6 +3561,7 @@
         </w:rPr>
         <w:t>5. Task 2 — rainfall-probability prediction</w:t>
       </w:r>
+      <w:bookmarkEnd w:id="105"/>
     </w:p>
     <w:p>
       <w:pPr>
@@ -3190,6 +3589,31 @@
           <w:sz w:val="22"/>
         </w:rPr>
         <w:t>For station s, prediction time t and threshold q, the binary target is 1 when the sum of rainfall readings at t+5, t+10, …, t+30 minutes exceeds q. The current reading at t is excluded from the target. Training examples are created for q ∈ {0.2, 1, 2, 5, 10} mm.</w:t>
+      </w:r>
+    </w:p>
+    <w:p>
+      <w:pPr>
+        <w:pStyle w:val="Caption"/>
+        <w:keepNext/>
+        <w:spacing w:before="100" w:after="60"/>
+        <w:jc w:val="center"/>
+      </w:pPr>
+      <w:r>
+        <w:rPr>
+          <w:rFonts w:ascii="Times New Roman" w:hAnsi="Times New Roman"/>
+          <w:b/>
+          <w:i w:val="0"/>
+          <w:sz w:val="19"/>
+        </w:rPr>
+        <w:t xml:space="preserve">Table 3. </w:t>
+      </w:r>
+      <w:r>
+        <w:rPr>
+          <w:rFonts w:ascii="Times New Roman" w:hAnsi="Times New Roman"/>
+          <w:i w:val="0"/>
+          <w:sz w:val="19"/>
+        </w:rPr>
+        <w:t>Predictive feature families and their modelling roles.</w:t>
       </w:r>
     </w:p>
     <w:tbl>
@@ -3857,6 +4281,31 @@
           <w:color w:val="000000"/>
         </w:rPr>
         <w:t xml:space="preserve"> Figure A6 shows the shared transformation and fitting path; Appendix B provides one architecture diagram for every evaluated model.</w:t>
+      </w:r>
+    </w:p>
+    <w:p>
+      <w:pPr>
+        <w:pStyle w:val="Caption"/>
+        <w:keepNext/>
+        <w:spacing w:before="100" w:after="60"/>
+        <w:jc w:val="center"/>
+      </w:pPr>
+      <w:r>
+        <w:rPr>
+          <w:rFonts w:ascii="Times New Roman" w:hAnsi="Times New Roman"/>
+          <w:b/>
+          <w:i w:val="0"/>
+          <w:sz w:val="19"/>
+        </w:rPr>
+        <w:t xml:space="preserve">Table 4. </w:t>
+      </w:r>
+      <w:r>
+        <w:rPr>
+          <w:rFonts w:ascii="Times New Roman" w:hAnsi="Times New Roman"/>
+          <w:i w:val="0"/>
+          <w:sz w:val="19"/>
+        </w:rPr>
+        <w:t>Gradient-Boosted Trees settings associated with the canonical saved-model record.</w:t>
       </w:r>
     </w:p>
     <w:tbl>
@@ -4825,6 +5274,31 @@
         <w:t>The final saved model is trained on years 2017–2023 and evaluated on 2024. The table below reports the canonical result associated with the submitted pipeline. The separate model-comparison benchmark uses a smaller test sample and is reported independently.</w:t>
       </w:r>
     </w:p>
+    <w:p>
+      <w:pPr>
+        <w:pStyle w:val="Caption"/>
+        <w:keepNext/>
+        <w:spacing w:before="100" w:after="60"/>
+        <w:jc w:val="center"/>
+      </w:pPr>
+      <w:r>
+        <w:rPr>
+          <w:rFonts w:ascii="Times New Roman" w:hAnsi="Times New Roman"/>
+          <w:b/>
+          <w:i w:val="0"/>
+          <w:sz w:val="19"/>
+        </w:rPr>
+        <w:t xml:space="preserve">Table 5. </w:t>
+      </w:r>
+      <w:r>
+        <w:rPr>
+          <w:rFonts w:ascii="Times New Roman" w:hAnsi="Times New Roman"/>
+          <w:i w:val="0"/>
+          <w:sz w:val="19"/>
+        </w:rPr>
+        <w:t>Canonical saved GBT evaluation record: 2017–2023 training and 2024 testing.</w:t>
+      </w:r>
+    </w:p>
     <w:tbl>
       <w:tblPr>
         <w:tblStyle w:val="TableGrid"/>
@@ -5393,6 +5867,31 @@
           <w:color w:val="000000"/>
         </w:rPr>
         <w:t>5.4 Threshold-specific performance</w:t>
+      </w:r>
+    </w:p>
+    <w:p>
+      <w:pPr>
+        <w:pStyle w:val="Caption"/>
+        <w:keepNext/>
+        <w:spacing w:before="100" w:after="60"/>
+        <w:jc w:val="center"/>
+      </w:pPr>
+      <w:r>
+        <w:rPr>
+          <w:rFonts w:ascii="Times New Roman" w:hAnsi="Times New Roman"/>
+          <w:b/>
+          <w:i w:val="0"/>
+          <w:sz w:val="19"/>
+        </w:rPr>
+        <w:t xml:space="preserve">Table 6. </w:t>
+      </w:r>
+      <w:r>
+        <w:rPr>
+          <w:rFonts w:ascii="Times New Roman" w:hAnsi="Times New Roman"/>
+          <w:i w:val="0"/>
+          <w:sz w:val="19"/>
+        </w:rPr>
+        <w:t>Threshold-specific ranking metrics for GBT and logistic regression at the five evaluated thresholds.</w:t>
       </w:r>
     </w:p>
     <w:tbl>
@@ -6637,10 +7136,10 @@
       </w:pPr>
       <w:r>
         <w:rPr>
-          <w:rFonts w:ascii="Times New Roman" w:hAnsi="Times New Roman" w:eastAsia="Times New Roman" w:cs="Times New Roman"/>
-          <w:color w:val="000000"/>
+          <w:rFonts w:ascii="Times New Roman" w:hAnsi="Times New Roman"/>
+          <w:sz w:val="25"/>
         </w:rPr>
-        <w:t>5.5 Evaluation still required for probability claims</w:t>
+        <w:t>5.5 Probability-evidence boundary</w:t>
       </w:r>
     </w:p>
     <w:p>
@@ -6651,13 +7150,10 @@
       </w:pPr>
       <w:r>
         <w:rPr>
-          <w:rFonts w:ascii="Times New Roman" w:hAnsi="Times New Roman" w:eastAsia="Times New Roman" w:cs="Times New Roman"/>
-          <w:b w:val="0"/>
-          <w:i w:val="0"/>
-          <w:color w:val="000000"/>
+          <w:rFonts w:ascii="Times New Roman" w:hAnsi="Times New Roman"/>
           <w:sz w:val="21"/>
         </w:rPr>
-        <w:t>Per-threshold positive prevalence, positive-class precision, recall and F1 at a validation-selected cutoff, plus a confusion matrix.</w:t>
+        <w:t>Positive-class evidence unavailable: per-threshold prevalence, validation-selected cutoffs, confusion matrices, precision, recall and positive-class F1 are not retained.</w:t>
       </w:r>
     </w:p>
     <w:p>
@@ -6668,13 +7164,10 @@
       </w:pPr>
       <w:r>
         <w:rPr>
-          <w:rFonts w:ascii="Times New Roman" w:hAnsi="Times New Roman" w:eastAsia="Times New Roman" w:cs="Times New Roman"/>
-          <w:b w:val="0"/>
-          <w:i w:val="0"/>
-          <w:color w:val="000000"/>
+          <w:rFonts w:ascii="Times New Roman" w:hAnsi="Times New Roman"/>
           <w:sz w:val="21"/>
         </w:rPr>
-        <w:t>Brier score or log loss and reliability diagrams with bin counts; calibration fitted on a validation year, not 2024.</w:t>
+        <w:t>Calibration evidence unavailable: the report has no Brier score, log loss or reliability diagram based on a separate validation year.</w:t>
       </w:r>
     </w:p>
     <w:p>
@@ -6685,13 +7178,10 @@
       </w:pPr>
       <w:r>
         <w:rPr>
-          <w:rFonts w:ascii="Times New Roman" w:hAnsi="Times New Roman" w:eastAsia="Times New Roman" w:cs="Times New Roman"/>
-          <w:b w:val="0"/>
-          <w:i w:val="0"/>
-          <w:color w:val="000000"/>
+          <w:rFonts w:ascii="Times New Roman" w:hAnsi="Times New Roman"/>
           <w:sz w:val="21"/>
         </w:rPr>
-        <w:t>A persistence baseline and a prevalence-only probability baseline.</w:t>
+        <w:t>Baseline evidence unavailable: persistence and prevalence-only probability baselines were not evaluated in the retained results.</w:t>
       </w:r>
     </w:p>
     <w:p>
@@ -6702,16 +7192,14 @@
       </w:pPr>
       <w:r>
         <w:rPr>
-          <w:rFonts w:ascii="Times New Roman" w:hAnsi="Times New Roman" w:eastAsia="Times New Roman" w:cs="Times New Roman"/>
-          <w:b w:val="0"/>
-          <w:i w:val="0"/>
-          <w:color w:val="000000"/>
+          <w:rFonts w:ascii="Times New Roman" w:hAnsi="Times New Roman"/>
           <w:sz w:val="21"/>
         </w:rPr>
-        <w:t>Intermediate thresholds such as 0.5, 3 and 7 mm, including the rate of monotonicity violations across q.</w:t>
+        <w:t>Threshold-generalisation evidence unavailable: intermediate thresholds and monotonicity violations across q were not evaluated.</w:t>
       </w:r>
     </w:p>
     <w:p>
+      <w:bookmarkStart w:id="106" w:name="toc_s6"/>
       <w:pPr>
         <w:pStyle w:val="Heading1"/>
         <w:keepNext/>
@@ -6723,6 +7211,7 @@
         </w:rPr>
         <w:t>6. Model and compute experiments</w:t>
       </w:r>
+      <w:bookmarkEnd w:id="106"/>
     </w:p>
     <w:p>
       <w:pPr>
@@ -6757,6 +7246,31 @@
           <w:color w:val="000000"/>
         </w:rPr>
         <w:t xml:space="preserve"> The model structures are documented independently in Figures M1–M8 so that algorithmic differences are separated from performance claims.</w:t>
+      </w:r>
+    </w:p>
+    <w:p>
+      <w:pPr>
+        <w:pStyle w:val="Caption"/>
+        <w:keepNext/>
+        <w:spacing w:before="100" w:after="60"/>
+        <w:jc w:val="center"/>
+      </w:pPr>
+      <w:r>
+        <w:rPr>
+          <w:rFonts w:ascii="Times New Roman" w:hAnsi="Times New Roman"/>
+          <w:b/>
+          <w:i w:val="0"/>
+          <w:sz w:val="19"/>
+        </w:rPr>
+        <w:t xml:space="preserve">Table 7. </w:t>
+      </w:r>
+      <w:r>
+        <w:rPr>
+          <w:rFonts w:ascii="Times New Roman" w:hAnsi="Times New Roman"/>
+          <w:i w:val="0"/>
+          <w:sz w:val="19"/>
+        </w:rPr>
+        <w:t>Model-comparison results; GPU rows use different samples, features and evaluators from MLlib rows.</w:t>
       </w:r>
     </w:p>
     <w:tbl>
@@ -8932,6 +9446,31 @@
         <w:t xml:space="preserve"> Figure A7 specifies the matched-resource protocol needed for a causal deployment comparison.</w:t>
       </w:r>
     </w:p>
+    <w:p>
+      <w:pPr>
+        <w:pStyle w:val="Caption"/>
+        <w:keepNext/>
+        <w:spacing w:before="100" w:after="60"/>
+        <w:jc w:val="center"/>
+      </w:pPr>
+      <w:r>
+        <w:rPr>
+          <w:rFonts w:ascii="Times New Roman" w:hAnsi="Times New Roman"/>
+          <w:b/>
+          <w:i w:val="0"/>
+          <w:sz w:val="19"/>
+        </w:rPr>
+        <w:t xml:space="preserve">Table 8. </w:t>
+      </w:r>
+      <w:r>
+        <w:rPr>
+          <w:rFonts w:ascii="Times New Roman" w:hAnsi="Times New Roman"/>
+          <w:i w:val="0"/>
+          <w:sz w:val="19"/>
+        </w:rPr>
+        <w:t>Deployment observations; sampled rows and resource budgets are not matched across configurations.</w:t>
+      </w:r>
+    </w:p>
     <w:tbl>
       <w:tblPr>
         <w:tblStyle w:val="TableGrid"/>
@@ -10396,10 +10935,35 @@
       </w:pPr>
       <w:r>
         <w:rPr>
-          <w:rFonts w:ascii="Times New Roman" w:hAnsi="Times New Roman" w:eastAsia="Times New Roman" w:cs="Times New Roman"/>
-          <w:color w:val="000000"/>
+          <w:rFonts w:ascii="Times New Roman" w:hAnsi="Times New Roman"/>
+          <w:sz w:val="25"/>
         </w:rPr>
-        <w:t>6.3 Stronger experiment design</w:t>
+        <w:t>6.3 Protocol for future controlled systems experiments</w:t>
+      </w:r>
+    </w:p>
+    <w:p>
+      <w:pPr>
+        <w:pStyle w:val="Caption"/>
+        <w:keepNext/>
+        <w:spacing w:before="100" w:after="60"/>
+        <w:jc w:val="center"/>
+      </w:pPr>
+      <w:r>
+        <w:rPr>
+          <w:rFonts w:ascii="Times New Roman" w:hAnsi="Times New Roman"/>
+          <w:b/>
+          <w:i w:val="0"/>
+          <w:sz w:val="19"/>
+        </w:rPr>
+        <w:t xml:space="preserve">Table 9. </w:t>
+      </w:r>
+      <w:r>
+        <w:rPr>
+          <w:rFonts w:ascii="Times New Roman" w:hAnsi="Times New Roman"/>
+          <w:i w:val="0"/>
+          <w:sz w:val="19"/>
+        </w:rPr>
+        <w:t>Proposed controlled systems experiments; these protocols are not reported as executed results.</w:t>
       </w:r>
     </w:p>
     <w:tbl>
@@ -10886,6 +11450,7 @@
       </w:pPr>
     </w:p>
     <w:p>
+      <w:bookmarkStart w:id="107" w:name="toc_s7"/>
       <w:pPr>
         <w:pStyle w:val="Heading1"/>
         <w:keepNext/>
@@ -10898,6 +11463,7 @@
         </w:rPr>
         <w:t>7. Threats to validity and proposed extensions</w:t>
       </w:r>
+      <w:bookmarkEnd w:id="107"/>
     </w:p>
     <w:p>
       <w:pPr>
@@ -10905,13 +11471,35 @@
       </w:pPr>
       <w:r>
         <w:rPr>
-          <w:rFonts w:ascii="Times New Roman" w:hAnsi="Times New Roman" w:eastAsia="Times New Roman" w:cs="Times New Roman"/>
-          <w:b w:val="0"/>
+          <w:rFonts w:ascii="Times New Roman" w:hAnsi="Times New Roman"/>
+          <w:sz w:val="21"/>
+        </w:rPr>
+        <w:t>The following threats have the greatest potential to affect target construction, feature timing or interpretation. Their effect on the reported metrics cannot be established from the retained artifacts alone.</w:t>
+      </w:r>
+    </w:p>
+    <w:p>
+      <w:pPr>
+        <w:pStyle w:val="Caption"/>
+        <w:keepNext/>
+        <w:spacing w:before="100" w:after="60"/>
+        <w:jc w:val="center"/>
+      </w:pPr>
+      <w:r>
+        <w:rPr>
+          <w:rFonts w:ascii="Times New Roman" w:hAnsi="Times New Roman"/>
+          <w:b/>
           <w:i w:val="0"/>
-          <w:color w:val="000000"/>
-          <w:sz w:val="22"/>
+          <w:sz w:val="19"/>
         </w:rPr>
-        <w:t>The following items are the most consequential unresolved risks found during report review. They are stated explicitly because correcting prose alone cannot establish that the current metrics are unaffected.</w:t>
+        <w:t xml:space="preserve">Table 10. </w:t>
+      </w:r>
+      <w:r>
+        <w:rPr>
+          <w:rFonts w:ascii="Times New Roman" w:hAnsi="Times New Roman"/>
+          <w:i w:val="0"/>
+          <w:sz w:val="19"/>
+        </w:rPr>
+        <w:t>Retained implementation risks and the validity checks needed before stronger predictive claims.</w:t>
       </w:r>
     </w:p>
     <w:tbl>
@@ -11759,23 +12347,10 @@
       </w:pPr>
       <w:r>
         <w:rPr>
-          <w:rFonts w:ascii="Times New Roman" w:hAnsi="Times New Roman" w:eastAsia="Times New Roman" w:cs="Times New Roman"/>
-          <w:b/>
-          <w:i w:val="0"/>
-          <w:color w:val="000000"/>
+          <w:rFonts w:ascii="Times New Roman" w:hAnsi="Times New Roman"/>
           <w:sz w:val="21"/>
         </w:rPr>
-        <w:t xml:space="preserve">Interpretation. </w:t>
-      </w:r>
-      <w:r>
-        <w:rPr>
-          <w:rFonts w:ascii="Times New Roman" w:hAnsi="Times New Roman" w:eastAsia="Times New Roman" w:cs="Times New Roman"/>
-          <w:b w:val="0"/>
-          <w:i w:val="0"/>
-          <w:color w:val="000000"/>
-          <w:sz w:val="21"/>
-        </w:rPr>
-        <w:t>These are static implementation risks, not proof that the reported ranking metrics are wrong. If any check changes feature values or labels, regenerate the saved model, all predictive tables and all figures from one versioned run.</w:t>
+        <w:t>Interpretation. These are implementation risks rather than evidence that the reported ranking metrics are incorrect. Any future correction that changes features or labels requires a new versioned run and a jointly regenerated model, metric set and figure set.</w:t>
       </w:r>
     </w:p>
     <w:p>
@@ -11858,6 +12433,7 @@
       </w:r>
     </w:p>
     <w:p>
+      <w:bookmarkStart w:id="108" w:name="toc_s8"/>
       <w:pPr>
         <w:pStyle w:val="Heading1"/>
         <w:keepNext/>
@@ -11869,6 +12445,7 @@
         </w:rPr>
         <w:t>8. Limitations and conclusion</w:t>
       </w:r>
+      <w:bookmarkEnd w:id="108"/>
     </w:p>
     <w:p>
       <w:pPr>
@@ -11901,6 +12478,7 @@
       </w:r>
     </w:p>
     <w:p>
+      <w:bookmarkStart w:id="109" w:name="toc_s9"/>
       <w:pPr>
         <w:pStyle w:val="Heading1"/>
         <w:keepNext/>
@@ -11912,6 +12490,7 @@
         </w:rPr>
         <w:t>9. AI usage declaration</w:t>
       </w:r>
+      <w:bookmarkEnd w:id="109"/>
     </w:p>
     <w:p>
       <w:pPr>
@@ -11929,6 +12508,7 @@
       </w:r>
     </w:p>
     <w:p>
+      <w:bookmarkStart w:id="110" w:name="toc_refs"/>
       <w:pPr>
         <w:pStyle w:val="Heading1"/>
         <w:keepNext/>
@@ -11940,6 +12520,7 @@
         </w:rPr>
         <w:t>References</w:t>
       </w:r>
+      <w:bookmarkEnd w:id="110"/>
     </w:p>
     <w:p>
       <w:pPr>
@@ -12120,6 +12701,7 @@
       <w:pPr/>
     </w:p>
     <w:p>
+      <w:bookmarkStart w:id="111" w:name="toc_app_a"/>
       <w:pPr>
         <w:pStyle w:val="Heading1"/>
       </w:pPr>
@@ -12130,6 +12712,7 @@
         </w:rPr>
         <w:t>Appendix A. Distributed systems architecture</w:t>
       </w:r>
+      <w:bookmarkEnd w:id="111"/>
     </w:p>
     <w:p>
       <w:pPr>
@@ -12548,6 +13131,7 @@
       </w:r>
     </w:p>
     <w:p>
+      <w:bookmarkStart w:id="112" w:name="toc_app_b"/>
       <w:pPr>
         <w:pStyle w:val="Heading1"/>
       </w:pPr>
@@ -12558,6 +13142,7 @@
         </w:rPr>
         <w:t>Appendix B. Model architecture atlas</w:t>
       </w:r>
+      <w:bookmarkEnd w:id="112"/>
     </w:p>
     <w:p>
       <w:pPr>
